--- a/Learning Journal 2.docx
+++ b/Learning Journal 2.docx
@@ -1059,7 +1059,6 @@
         </w:drawing>
       </w:r>
     </w:p>
-    <w:p/>
     <w:p>
       <w:r>
         <w:t xml:space="preserve">Mistake, the name column in Playlists and Tracks don’t match, hence will yield to zero. I need to map it first using </w:t>
@@ -1105,8 +1104,539 @@
       <w:r>
         <w:t xml:space="preserve"> from the invoice line items, named `Revenue` — sorted by `Revenue` in descending order, limited to the top 5 rows. </w:t>
       </w:r>
+      <w:r>
+        <w:rPr>
+          <w:noProof/>
+        </w:rPr>
+        <w:drawing>
+          <wp:inline distT="0" distB="0" distL="0" distR="0" wp14:anchorId="58AD57ED" wp14:editId="2F83B17E">
+            <wp:extent cx="4419600" cy="2804746"/>
+            <wp:effectExtent l="0" t="0" r="0" b="0"/>
+            <wp:docPr id="1272588596" name="Picture 2"/>
+            <wp:cNvGraphicFramePr>
+              <a:graphicFrameLocks xmlns:a="http://schemas.openxmlformats.org/drawingml/2006/main" noChangeAspect="1"/>
+            </wp:cNvGraphicFramePr>
+            <a:graphic xmlns:a="http://schemas.openxmlformats.org/drawingml/2006/main">
+              <a:graphicData uri="http://schemas.openxmlformats.org/drawingml/2006/picture">
+                <pic:pic xmlns:pic="http://schemas.openxmlformats.org/drawingml/2006/picture">
+                  <pic:nvPicPr>
+                    <pic:cNvPr id="0" name="Picture 2"/>
+                    <pic:cNvPicPr>
+                      <a:picLocks noChangeAspect="1" noChangeArrowheads="1"/>
+                    </pic:cNvPicPr>
+                  </pic:nvPicPr>
+                  <pic:blipFill>
+                    <a:blip r:embed="rId18">
+                      <a:extLst>
+                        <a:ext uri="{28A0092B-C50C-407E-A947-70E740481C1C}">
+                          <a14:useLocalDpi xmlns:a14="http://schemas.microsoft.com/office/drawing/2010/main" val="0"/>
+                        </a:ext>
+                      </a:extLst>
+                    </a:blip>
+                    <a:srcRect/>
+                    <a:stretch>
+                      <a:fillRect/>
+                    </a:stretch>
+                  </pic:blipFill>
+                  <pic:spPr bwMode="auto">
+                    <a:xfrm>
+                      <a:off x="0" y="0"/>
+                      <a:ext cx="4432459" cy="2812907"/>
+                    </a:xfrm>
+                    <a:prstGeom prst="rect">
+                      <a:avLst/>
+                    </a:prstGeom>
+                    <a:noFill/>
+                    <a:ln>
+                      <a:noFill/>
+                    </a:ln>
+                  </pic:spPr>
+                </pic:pic>
+              </a:graphicData>
+            </a:graphic>
+          </wp:inline>
+        </w:drawing>
+      </w:r>
+    </w:p>
+    <w:p>
+      <w:r>
+        <w:rPr>
+          <w:noProof/>
+        </w:rPr>
+        <w:lastRenderedPageBreak/>
+        <w:drawing>
+          <wp:inline distT="0" distB="0" distL="0" distR="0" wp14:anchorId="2FAC0416" wp14:editId="0E412586">
+            <wp:extent cx="5943600" cy="5743575"/>
+            <wp:effectExtent l="0" t="0" r="0" b="9525"/>
+            <wp:docPr id="998277055" name="Picture 1"/>
+            <wp:cNvGraphicFramePr>
+              <a:graphicFrameLocks xmlns:a="http://schemas.openxmlformats.org/drawingml/2006/main" noChangeAspect="1"/>
+            </wp:cNvGraphicFramePr>
+            <a:graphic xmlns:a="http://schemas.openxmlformats.org/drawingml/2006/main">
+              <a:graphicData uri="http://schemas.openxmlformats.org/drawingml/2006/picture">
+                <pic:pic xmlns:pic="http://schemas.openxmlformats.org/drawingml/2006/picture">
+                  <pic:nvPicPr>
+                    <pic:cNvPr id="998277055" name=""/>
+                    <pic:cNvPicPr/>
+                  </pic:nvPicPr>
+                  <pic:blipFill>
+                    <a:blip r:embed="rId19"/>
+                    <a:stretch>
+                      <a:fillRect/>
+                    </a:stretch>
+                  </pic:blipFill>
+                  <pic:spPr>
+                    <a:xfrm>
+                      <a:off x="0" y="0"/>
+                      <a:ext cx="5943600" cy="5743575"/>
+                    </a:xfrm>
+                    <a:prstGeom prst="rect">
+                      <a:avLst/>
+                    </a:prstGeom>
+                  </pic:spPr>
+                </pic:pic>
+              </a:graphicData>
+            </a:graphic>
+          </wp:inline>
+        </w:drawing>
+      </w:r>
     </w:p>
     <w:p/>
+    <w:p>
+      <w:r>
+        <w:rPr>
+          <w:b/>
+          <w:bCs/>
+        </w:rPr>
+        <w:t>Part C — Advanced (Items 11-15)</w:t>
+      </w:r>
+    </w:p>
+    <w:p>
+      <w:r>
+        <w:rPr>
+          <w:b/>
+          <w:bCs/>
+        </w:rPr>
+        <w:t xml:space="preserve">1. </w:t>
+      </w:r>
+      <w:r>
+        <w:t>Using a subquery in the SELECT list (not a JOIN), write a query that returns `FirstName`, `LastName`, and each customer's total amount spent across all their invoices — named `</w:t>
+      </w:r>
+      <w:proofErr w:type="spellStart"/>
+      <w:r>
+        <w:t>TotalSpent</w:t>
+      </w:r>
+      <w:proofErr w:type="spellEnd"/>
+      <w:r>
+        <w:t>` — sorted by `</w:t>
+      </w:r>
+      <w:proofErr w:type="spellStart"/>
+      <w:r>
+        <w:t>TotalSpent</w:t>
+      </w:r>
+      <w:proofErr w:type="spellEnd"/>
+      <w:r>
+        <w:t xml:space="preserve">` in descending order, limited to the top 5 customers. </w:t>
+      </w:r>
+    </w:p>
+    <w:p>
+      <w:r>
+        <w:rPr>
+          <w:noProof/>
+        </w:rPr>
+        <w:lastRenderedPageBreak/>
+        <w:drawing>
+          <wp:inline distT="0" distB="0" distL="0" distR="0" wp14:anchorId="2412CEE8" wp14:editId="009856E7">
+            <wp:extent cx="5546090" cy="2576830"/>
+            <wp:effectExtent l="0" t="0" r="0" b="0"/>
+            <wp:docPr id="1152565642" name="Picture 1"/>
+            <wp:cNvGraphicFramePr>
+              <a:graphicFrameLocks xmlns:a="http://schemas.openxmlformats.org/drawingml/2006/main" noChangeAspect="1"/>
+            </wp:cNvGraphicFramePr>
+            <a:graphic xmlns:a="http://schemas.openxmlformats.org/drawingml/2006/main">
+              <a:graphicData uri="http://schemas.openxmlformats.org/drawingml/2006/picture">
+                <pic:pic xmlns:pic="http://schemas.openxmlformats.org/drawingml/2006/picture">
+                  <pic:nvPicPr>
+                    <pic:cNvPr id="0" name="Picture 1"/>
+                    <pic:cNvPicPr>
+                      <a:picLocks noChangeAspect="1" noChangeArrowheads="1"/>
+                    </pic:cNvPicPr>
+                  </pic:nvPicPr>
+                  <pic:blipFill>
+                    <a:blip r:embed="rId20">
+                      <a:extLst>
+                        <a:ext uri="{28A0092B-C50C-407E-A947-70E740481C1C}">
+                          <a14:useLocalDpi xmlns:a14="http://schemas.microsoft.com/office/drawing/2010/main" val="0"/>
+                        </a:ext>
+                      </a:extLst>
+                    </a:blip>
+                    <a:srcRect/>
+                    <a:stretch>
+                      <a:fillRect/>
+                    </a:stretch>
+                  </pic:blipFill>
+                  <pic:spPr bwMode="auto">
+                    <a:xfrm>
+                      <a:off x="0" y="0"/>
+                      <a:ext cx="5546090" cy="2576830"/>
+                    </a:xfrm>
+                    <a:prstGeom prst="rect">
+                      <a:avLst/>
+                    </a:prstGeom>
+                    <a:noFill/>
+                    <a:ln>
+                      <a:noFill/>
+                    </a:ln>
+                  </pic:spPr>
+                </pic:pic>
+              </a:graphicData>
+            </a:graphic>
+          </wp:inline>
+        </w:drawing>
+      </w:r>
+    </w:p>
+    <w:p>
+      <w:r>
+        <w:rPr>
+          <w:noProof/>
+        </w:rPr>
+        <w:drawing>
+          <wp:inline distT="0" distB="0" distL="0" distR="0" wp14:anchorId="6A446213" wp14:editId="5C73664A">
+            <wp:extent cx="4381500" cy="5143500"/>
+            <wp:effectExtent l="0" t="0" r="0" b="0"/>
+            <wp:docPr id="2001551357" name="Picture 1"/>
+            <wp:cNvGraphicFramePr>
+              <a:graphicFrameLocks xmlns:a="http://schemas.openxmlformats.org/drawingml/2006/main" noChangeAspect="1"/>
+            </wp:cNvGraphicFramePr>
+            <a:graphic xmlns:a="http://schemas.openxmlformats.org/drawingml/2006/main">
+              <a:graphicData uri="http://schemas.openxmlformats.org/drawingml/2006/picture">
+                <pic:pic xmlns:pic="http://schemas.openxmlformats.org/drawingml/2006/picture">
+                  <pic:nvPicPr>
+                    <pic:cNvPr id="2001551357" name=""/>
+                    <pic:cNvPicPr/>
+                  </pic:nvPicPr>
+                  <pic:blipFill>
+                    <a:blip r:embed="rId21"/>
+                    <a:stretch>
+                      <a:fillRect/>
+                    </a:stretch>
+                  </pic:blipFill>
+                  <pic:spPr>
+                    <a:xfrm>
+                      <a:off x="0" y="0"/>
+                      <a:ext cx="4381500" cy="5143500"/>
+                    </a:xfrm>
+                    <a:prstGeom prst="rect">
+                      <a:avLst/>
+                    </a:prstGeom>
+                  </pic:spPr>
+                </pic:pic>
+              </a:graphicData>
+            </a:graphic>
+          </wp:inline>
+        </w:drawing>
+      </w:r>
+    </w:p>
+    <w:p>
+      <w:pPr>
+        <w:jc w:val="both"/>
+      </w:pPr>
+      <w:r>
+        <w:rPr>
+          <w:b/>
+          <w:bCs/>
+        </w:rPr>
+        <w:lastRenderedPageBreak/>
+        <w:t xml:space="preserve">2. </w:t>
+      </w:r>
+      <w:r>
+        <w:t>Using a subquery in the WHERE clause (not a hardcoded number), write a query that returns the `Name` and `</w:t>
+      </w:r>
+      <w:proofErr w:type="spellStart"/>
+      <w:r>
+        <w:t>UnitPrice</w:t>
+      </w:r>
+      <w:proofErr w:type="spellEnd"/>
+      <w:r>
+        <w:t>` of every track priced strictly above the average `</w:t>
+      </w:r>
+      <w:proofErr w:type="spellStart"/>
+      <w:r>
+        <w:t>UnitPrice</w:t>
+      </w:r>
+      <w:proofErr w:type="spellEnd"/>
+      <w:r>
+        <w:t xml:space="preserve">` across all tracks. </w:t>
+      </w:r>
+    </w:p>
+    <w:p>
+      <w:pPr>
+        <w:jc w:val="both"/>
+      </w:pPr>
+      <w:r>
+        <w:rPr>
+          <w:noProof/>
+        </w:rPr>
+        <w:drawing>
+          <wp:inline distT="0" distB="0" distL="0" distR="0" wp14:anchorId="5FD492B7" wp14:editId="790D5CD4">
+            <wp:extent cx="5905500" cy="5467350"/>
+            <wp:effectExtent l="0" t="0" r="0" b="0"/>
+            <wp:docPr id="1522058665" name="Picture 1"/>
+            <wp:cNvGraphicFramePr>
+              <a:graphicFrameLocks xmlns:a="http://schemas.openxmlformats.org/drawingml/2006/main" noChangeAspect="1"/>
+            </wp:cNvGraphicFramePr>
+            <a:graphic xmlns:a="http://schemas.openxmlformats.org/drawingml/2006/main">
+              <a:graphicData uri="http://schemas.openxmlformats.org/drawingml/2006/picture">
+                <pic:pic xmlns:pic="http://schemas.openxmlformats.org/drawingml/2006/picture">
+                  <pic:nvPicPr>
+                    <pic:cNvPr id="1522058665" name=""/>
+                    <pic:cNvPicPr/>
+                  </pic:nvPicPr>
+                  <pic:blipFill>
+                    <a:blip r:embed="rId22"/>
+                    <a:stretch>
+                      <a:fillRect/>
+                    </a:stretch>
+                  </pic:blipFill>
+                  <pic:spPr>
+                    <a:xfrm>
+                      <a:off x="0" y="0"/>
+                      <a:ext cx="5905500" cy="5467350"/>
+                    </a:xfrm>
+                    <a:prstGeom prst="rect">
+                      <a:avLst/>
+                    </a:prstGeom>
+                  </pic:spPr>
+                </pic:pic>
+              </a:graphicData>
+            </a:graphic>
+          </wp:inline>
+        </w:drawing>
+      </w:r>
+    </w:p>
+    <w:p>
+      <w:pPr>
+        <w:jc w:val="both"/>
+      </w:pPr>
+    </w:p>
+    <w:p>
+      <w:pPr>
+        <w:jc w:val="both"/>
+      </w:pPr>
+      <w:r>
+        <w:rPr>
+          <w:b/>
+          <w:bCs/>
+        </w:rPr>
+        <w:t xml:space="preserve">3. </w:t>
+      </w:r>
+      <w:r>
+        <w:t>Using a CTE (WITH clause), write a query that returns `</w:t>
+      </w:r>
+      <w:proofErr w:type="spellStart"/>
+      <w:r>
+        <w:t>GenreName</w:t>
+      </w:r>
+      <w:proofErr w:type="spellEnd"/>
+      <w:r>
+        <w:t>` and `Revenue` for the 3 highest-grossing genres, where revenue is `</w:t>
+      </w:r>
+      <w:proofErr w:type="gramStart"/>
+      <w:r>
+        <w:t>SUM(</w:t>
+      </w:r>
+      <w:proofErr w:type="spellStart"/>
+      <w:proofErr w:type="gramEnd"/>
+      <w:r>
+        <w:t>UnitPrice</w:t>
+      </w:r>
+      <w:proofErr w:type="spellEnd"/>
+      <w:r>
+        <w:t xml:space="preserve"> * </w:t>
+      </w:r>
+      <w:proofErr w:type="gramStart"/>
+      <w:r>
+        <w:t>Quantity)`</w:t>
+      </w:r>
+      <w:proofErr w:type="gramEnd"/>
+      <w:r>
+        <w:t xml:space="preserve"> from the invoice line items. </w:t>
+      </w:r>
+    </w:p>
+    <w:p>
+      <w:pPr>
+        <w:jc w:val="both"/>
+      </w:pPr>
+      <w:r>
+        <w:rPr>
+          <w:noProof/>
+        </w:rPr>
+        <w:lastRenderedPageBreak/>
+        <w:drawing>
+          <wp:inline distT="0" distB="0" distL="0" distR="0" wp14:anchorId="51A6FBF8" wp14:editId="6CBA5785">
+            <wp:extent cx="2924175" cy="2800350"/>
+            <wp:effectExtent l="0" t="0" r="9525" b="0"/>
+            <wp:docPr id="1165514346" name="Picture 1"/>
+            <wp:cNvGraphicFramePr>
+              <a:graphicFrameLocks xmlns:a="http://schemas.openxmlformats.org/drawingml/2006/main" noChangeAspect="1"/>
+            </wp:cNvGraphicFramePr>
+            <a:graphic xmlns:a="http://schemas.openxmlformats.org/drawingml/2006/main">
+              <a:graphicData uri="http://schemas.openxmlformats.org/drawingml/2006/picture">
+                <pic:pic xmlns:pic="http://schemas.openxmlformats.org/drawingml/2006/picture">
+                  <pic:nvPicPr>
+                    <pic:cNvPr id="0" name="Picture 1"/>
+                    <pic:cNvPicPr>
+                      <a:picLocks noChangeAspect="1" noChangeArrowheads="1"/>
+                    </pic:cNvPicPr>
+                  </pic:nvPicPr>
+                  <pic:blipFill>
+                    <a:blip r:embed="rId23">
+                      <a:extLst>
+                        <a:ext uri="{28A0092B-C50C-407E-A947-70E740481C1C}">
+                          <a14:useLocalDpi xmlns:a14="http://schemas.microsoft.com/office/drawing/2010/main" val="0"/>
+                        </a:ext>
+                      </a:extLst>
+                    </a:blip>
+                    <a:srcRect/>
+                    <a:stretch>
+                      <a:fillRect/>
+                    </a:stretch>
+                  </pic:blipFill>
+                  <pic:spPr bwMode="auto">
+                    <a:xfrm>
+                      <a:off x="0" y="0"/>
+                      <a:ext cx="2924175" cy="2800350"/>
+                    </a:xfrm>
+                    <a:prstGeom prst="rect">
+                      <a:avLst/>
+                    </a:prstGeom>
+                    <a:noFill/>
+                    <a:ln>
+                      <a:noFill/>
+                    </a:ln>
+                  </pic:spPr>
+                </pic:pic>
+              </a:graphicData>
+            </a:graphic>
+          </wp:inline>
+        </w:drawing>
+      </w:r>
+    </w:p>
+    <w:p>
+      <w:pPr>
+        <w:jc w:val="both"/>
+      </w:pPr>
+    </w:p>
+    <w:p>
+      <w:pPr>
+        <w:jc w:val="both"/>
+      </w:pPr>
+    </w:p>
+    <w:p>
+      <w:pPr>
+        <w:jc w:val="both"/>
+      </w:pPr>
+      <w:r>
+        <w:rPr>
+          <w:b/>
+          <w:bCs/>
+        </w:rPr>
+        <w:t xml:space="preserve">4. </w:t>
+      </w:r>
+      <w:r>
+        <w:t>Using a NOT IN subquery, write a query that returns the `</w:t>
+      </w:r>
+      <w:proofErr w:type="spellStart"/>
+      <w:r>
+        <w:t>ArtistId</w:t>
+      </w:r>
+      <w:proofErr w:type="spellEnd"/>
+      <w:r>
+        <w:t xml:space="preserve">` and `Name` of every artist who has never released an album. </w:t>
+      </w:r>
+    </w:p>
+    <w:p>
+      <w:pPr>
+        <w:jc w:val="both"/>
+      </w:pPr>
+      <w:r>
+        <w:rPr>
+          <w:b/>
+          <w:bCs/>
+        </w:rPr>
+        <w:t xml:space="preserve">5. </w:t>
+      </w:r>
+      <w:r>
+        <w:t xml:space="preserve">Using a CTE that first computes total revenue per customer, write a query that returns `FirstName`, `LastName`, and `Revenue` only for customers whose revenue is greater than the average revenue across all customers, sorted by `Revenue` in descending order. </w:t>
+      </w:r>
+    </w:p>
+    <w:p/>
+    <w:p/>
+    <w:p/>
+    <w:p/>
+    <w:p/>
+    <w:p/>
+    <w:p/>
+    <w:p/>
+    <w:p/>
+    <w:p/>
+    <w:p/>
+    <w:p/>
+    <w:p/>
+    <w:p/>
+    <w:p/>
+    <w:p>
+      <w:r>
+        <w:t>Mistakes</w:t>
+      </w:r>
+    </w:p>
+    <w:p>
+      <w:r>
+        <w:t>Putting a blank space in between words.</w:t>
+      </w:r>
+    </w:p>
+    <w:p>
+      <w:r>
+        <w:rPr>
+          <w:noProof/>
+        </w:rPr>
+        <w:drawing>
+          <wp:inline distT="0" distB="0" distL="0" distR="0" wp14:anchorId="55A83A20" wp14:editId="31CABDE9">
+            <wp:extent cx="4933950" cy="5772150"/>
+            <wp:effectExtent l="0" t="0" r="0" b="0"/>
+            <wp:docPr id="372229406" name="Picture 1"/>
+            <wp:cNvGraphicFramePr>
+              <a:graphicFrameLocks xmlns:a="http://schemas.openxmlformats.org/drawingml/2006/main" noChangeAspect="1"/>
+            </wp:cNvGraphicFramePr>
+            <a:graphic xmlns:a="http://schemas.openxmlformats.org/drawingml/2006/main">
+              <a:graphicData uri="http://schemas.openxmlformats.org/drawingml/2006/picture">
+                <pic:pic xmlns:pic="http://schemas.openxmlformats.org/drawingml/2006/picture">
+                  <pic:nvPicPr>
+                    <pic:cNvPr id="372229406" name=""/>
+                    <pic:cNvPicPr/>
+                  </pic:nvPicPr>
+                  <pic:blipFill>
+                    <a:blip r:embed="rId24"/>
+                    <a:stretch>
+                      <a:fillRect/>
+                    </a:stretch>
+                  </pic:blipFill>
+                  <pic:spPr>
+                    <a:xfrm>
+                      <a:off x="0" y="0"/>
+                      <a:ext cx="4933950" cy="5772150"/>
+                    </a:xfrm>
+                    <a:prstGeom prst="rect">
+                      <a:avLst/>
+                    </a:prstGeom>
+                  </pic:spPr>
+                </pic:pic>
+              </a:graphicData>
+            </a:graphic>
+          </wp:inline>
+        </w:drawing>
+      </w:r>
+    </w:p>
     <w:sectPr>
       <w:pgSz w:w="12240" w:h="15840"/>
       <w:pgMar w:top="1440" w:right="1440" w:bottom="1440" w:left="1440" w:header="708" w:footer="708" w:gutter="0"/>
@@ -1877,6 +2407,7 @@
   <w:style w:type="character" w:default="1" w:styleId="DefaultParagraphFont">
     <w:name w:val="Default Paragraph Font"/>
     <w:uiPriority w:val="1"/>
+    <w:semiHidden/>
     <w:unhideWhenUsed/>
   </w:style>
   <w:style w:type="table" w:default="1" w:styleId="TableNormal">
